--- a/11-powershell/apuntes powershell/01-que es powershell y para que sirve/01-que es powershell y para que sirve.docx
+++ b/11-powershell/apuntes powershell/01-que es powershell y para que sirve/01-que es powershell y para que sirve.docx
@@ -180,29 +180,18 @@
     </w:p>
     <w:tbl>
       <w:tblPr>
+        <w:tblStyle w:val="Tablaconcuadrcula"/>
         <w:tblW w:w="0" w:type="auto"/>
-        <w:tblCellSpacing w:w="15" w:type="dxa"/>
-        <w:tblCellMar>
-          <w:top w:w="15" w:type="dxa"/>
-          <w:left w:w="15" w:type="dxa"/>
-          <w:bottom w:w="15" w:type="dxa"/>
-          <w:right w:w="15" w:type="dxa"/>
-        </w:tblCellMar>
         <w:tblLook w:val="04A0" w:firstRow="1" w:lastRow="0" w:firstColumn="1" w:lastColumn="0" w:noHBand="0" w:noVBand="1"/>
       </w:tblPr>
       <w:tblGrid>
-        <w:gridCol w:w="2144"/>
-        <w:gridCol w:w="4193"/>
+        <w:gridCol w:w="2285"/>
+        <w:gridCol w:w="4334"/>
       </w:tblGrid>
       <w:tr>
-        <w:trPr>
-          <w:tblHeader/>
-          <w:tblCellSpacing w:w="15" w:type="dxa"/>
-        </w:trPr>
         <w:tc>
           <w:tcPr>
             <w:tcW w:w="0" w:type="auto"/>
-            <w:vAlign w:val="center"/>
             <w:hideMark/>
           </w:tcPr>
           <w:p>
@@ -224,7 +213,6 @@
         <w:tc>
           <w:tcPr>
             <w:tcW w:w="0" w:type="auto"/>
-            <w:vAlign w:val="center"/>
             <w:hideMark/>
           </w:tcPr>
           <w:p>
@@ -245,13 +233,9 @@
         </w:tc>
       </w:tr>
       <w:tr>
-        <w:trPr>
-          <w:tblCellSpacing w:w="15" w:type="dxa"/>
-        </w:trPr>
         <w:tc>
           <w:tcPr>
             <w:tcW w:w="0" w:type="auto"/>
-            <w:vAlign w:val="center"/>
             <w:hideMark/>
           </w:tcPr>
           <w:p>
@@ -263,7 +247,6 @@
         <w:tc>
           <w:tcPr>
             <w:tcW w:w="0" w:type="auto"/>
-            <w:vAlign w:val="center"/>
             <w:hideMark/>
           </w:tcPr>
           <w:p>
@@ -281,13 +264,9 @@
         </w:tc>
       </w:tr>
       <w:tr>
-        <w:trPr>
-          <w:tblCellSpacing w:w="15" w:type="dxa"/>
-        </w:trPr>
         <w:tc>
           <w:tcPr>
             <w:tcW w:w="0" w:type="auto"/>
-            <w:vAlign w:val="center"/>
             <w:hideMark/>
           </w:tcPr>
           <w:p>
@@ -299,7 +278,6 @@
         <w:tc>
           <w:tcPr>
             <w:tcW w:w="0" w:type="auto"/>
-            <w:vAlign w:val="center"/>
             <w:hideMark/>
           </w:tcPr>
           <w:p>
@@ -310,13 +288,9 @@
         </w:tc>
       </w:tr>
       <w:tr>
-        <w:trPr>
-          <w:tblCellSpacing w:w="15" w:type="dxa"/>
-        </w:trPr>
         <w:tc>
           <w:tcPr>
             <w:tcW w:w="0" w:type="auto"/>
-            <w:vAlign w:val="center"/>
             <w:hideMark/>
           </w:tcPr>
           <w:p>
@@ -328,7 +302,6 @@
         <w:tc>
           <w:tcPr>
             <w:tcW w:w="0" w:type="auto"/>
-            <w:vAlign w:val="center"/>
             <w:hideMark/>
           </w:tcPr>
           <w:p>
@@ -339,13 +312,9 @@
         </w:tc>
       </w:tr>
       <w:tr>
-        <w:trPr>
-          <w:tblCellSpacing w:w="15" w:type="dxa"/>
-        </w:trPr>
         <w:tc>
           <w:tcPr>
             <w:tcW w:w="0" w:type="auto"/>
-            <w:vAlign w:val="center"/>
             <w:hideMark/>
           </w:tcPr>
           <w:p>
@@ -357,7 +326,6 @@
         <w:tc>
           <w:tcPr>
             <w:tcW w:w="0" w:type="auto"/>
-            <w:vAlign w:val="center"/>
             <w:hideMark/>
           </w:tcPr>
           <w:p>
@@ -368,13 +336,9 @@
         </w:tc>
       </w:tr>
       <w:tr>
-        <w:trPr>
-          <w:tblCellSpacing w:w="15" w:type="dxa"/>
-        </w:trPr>
         <w:tc>
           <w:tcPr>
             <w:tcW w:w="0" w:type="auto"/>
-            <w:vAlign w:val="center"/>
             <w:hideMark/>
           </w:tcPr>
           <w:p>
@@ -386,7 +350,6 @@
         <w:tc>
           <w:tcPr>
             <w:tcW w:w="0" w:type="auto"/>
-            <w:vAlign w:val="center"/>
             <w:hideMark/>
           </w:tcPr>
           <w:p>
@@ -544,40 +507,40 @@
         </w:numPr>
       </w:pPr>
       <w:r>
+        <w:t>Recomendado para nuevos proyectos</w:t>
+      </w:r>
+    </w:p>
+    <w:p>
+      <w:r>
+        <w:t>Ambas versiones comparten la mayoría de comandos, pero PowerShell Core es el futuro del ecosistema.</w:t>
+      </w:r>
+    </w:p>
+    <w:p>
+      <w:pPr>
+        <w:rPr>
+          <w:b/>
+          <w:bCs/>
+        </w:rPr>
+      </w:pPr>
+      <w:r>
+        <w:rPr>
+          <w:rFonts w:ascii="Segoe UI Emoji" w:hAnsi="Segoe UI Emoji" w:cs="Segoe UI Emoji"/>
+          <w:b/>
+          <w:bCs/>
+        </w:rPr>
+        <w:t>📌</w:t>
+      </w:r>
+      <w:r>
+        <w:rPr>
+          <w:b/>
+          <w:bCs/>
+        </w:rPr>
+        <w:t xml:space="preserve"> 4. ¿Para qué sirve PowerShell?</w:t>
+      </w:r>
+    </w:p>
+    <w:p>
+      <w:r>
         <w:lastRenderedPageBreak/>
-        <w:t>Recomendado para nuevos proyectos</w:t>
-      </w:r>
-    </w:p>
-    <w:p>
-      <w:r>
-        <w:t>Ambas versiones comparten la mayoría de comandos, pero PowerShell Core es el futuro del ecosistema.</w:t>
-      </w:r>
-    </w:p>
-    <w:p>
-      <w:pPr>
-        <w:rPr>
-          <w:b/>
-          <w:bCs/>
-        </w:rPr>
-      </w:pPr>
-      <w:r>
-        <w:rPr>
-          <w:rFonts w:ascii="Segoe UI Emoji" w:hAnsi="Segoe UI Emoji" w:cs="Segoe UI Emoji"/>
-          <w:b/>
-          <w:bCs/>
-        </w:rPr>
-        <w:t>📌</w:t>
-      </w:r>
-      <w:r>
-        <w:rPr>
-          <w:b/>
-          <w:bCs/>
-        </w:rPr>
-        <w:t xml:space="preserve"> 4. ¿Para qué sirve PowerShell?</w:t>
-      </w:r>
-    </w:p>
-    <w:p>
-      <w:r>
         <w:t xml:space="preserve">PowerShell sirve para </w:t>
       </w:r>
       <w:r>
@@ -957,7 +920,6 @@
         </w:numPr>
       </w:pPr>
       <w:r>
-        <w:lastRenderedPageBreak/>
         <w:t>Generación de informes</w:t>
       </w:r>
     </w:p>
@@ -1003,6 +965,7 @@
         </w:numPr>
       </w:pPr>
       <w:r>
+        <w:lastRenderedPageBreak/>
         <w:t>Funciones reutilizables</w:t>
       </w:r>
     </w:p>
@@ -1180,6 +1143,9 @@
     </w:p>
     <w:p>
       <w:r>
+        <w:rPr>
+          <w:noProof/>
+        </w:rPr>
         <w:drawing>
           <wp:inline distT="0" distB="0" distL="0" distR="0" wp14:anchorId="12C590B4" wp14:editId="404D07A8">
             <wp:extent cx="4324954" cy="466790"/>
@@ -1348,7 +1314,6 @@
         </w:numPr>
       </w:pPr>
       <w:r>
-        <w:lastRenderedPageBreak/>
         <w:t>Pentesters y analistas de seguridad</w:t>
       </w:r>
     </w:p>
@@ -1376,6 +1341,7 @@
         </w:numPr>
       </w:pPr>
       <w:r>
+        <w:lastRenderedPageBreak/>
         <w:t>Ahorrar tiempo</w:t>
       </w:r>
     </w:p>
@@ -4523,6 +4489,7 @@
   <w:style w:type="character" w:default="1" w:styleId="Fuentedeprrafopredeter">
     <w:name w:val="Default Paragraph Font"/>
     <w:uiPriority w:val="1"/>
+    <w:semiHidden/>
     <w:unhideWhenUsed/>
   </w:style>
   <w:style w:type="table" w:default="1" w:styleId="Tablanormal">
@@ -4836,6 +4803,25 @@
       <w:spacing w:val="5"/>
     </w:rPr>
   </w:style>
+  <w:style w:type="table" w:styleId="Tablaconcuadrcula">
+    <w:name w:val="Table Grid"/>
+    <w:basedOn w:val="Tablanormal"/>
+    <w:uiPriority w:val="39"/>
+    <w:rsid w:val="00471D5F"/>
+    <w:pPr>
+      <w:spacing w:after="0" w:line="240" w:lineRule="auto"/>
+    </w:pPr>
+    <w:tblPr>
+      <w:tblBorders>
+        <w:top w:val="single" w:sz="4" w:space="0" w:color="auto"/>
+        <w:left w:val="single" w:sz="4" w:space="0" w:color="auto"/>
+        <w:bottom w:val="single" w:sz="4" w:space="0" w:color="auto"/>
+        <w:right w:val="single" w:sz="4" w:space="0" w:color="auto"/>
+        <w:insideH w:val="single" w:sz="4" w:space="0" w:color="auto"/>
+        <w:insideV w:val="single" w:sz="4" w:space="0" w:color="auto"/>
+      </w:tblBorders>
+    </w:tblPr>
+  </w:style>
 </w:styles>
 </file>
 
